--- a/Knowledge/3-Work knowledge/1-Software Engineering/2-Testing/5-My Source/1-ISTQB Foundation Level/5-Test Management/6-Types of Test Reports/6-Test Completion Report (TCR).docx
+++ b/Knowledge/3-Work knowledge/1-Software Engineering/2-Testing/5-My Source/1-ISTQB Foundation Level/5-Test Management/6-Types of Test Reports/6-Test Completion Report (TCR).docx
@@ -31,51 +31,77 @@
       </w:pPr>
       <w:r>
         <w:rPr>
-          <w:b/>
-          <w:shd w:val="clear" w:color="auto" w:fill="B7B7B7"/>
-        </w:rPr>
-        <w:t># Source</w:t>
-      </w:r>
-      <w:r>
-        <w:rPr>
-          <w:shd w:val="clear" w:color="auto" w:fill="B7B7B7"/>
-        </w:rPr>
-        <w:t xml:space="preserve">: </w:t>
-      </w:r>
-      <w:r>
-        <w:rPr>
-          <w:b/>
-          <w:shd w:val="clear" w:color="auto" w:fill="B7B7B7"/>
-        </w:rPr>
-        <w:t xml:space="preserve">Chatgpt </w:t>
-      </w:r>
-      <w:r>
-        <w:rPr>
-          <w:b/>
-          <w:sz w:val="14"/>
-          <w:szCs w:val="14"/>
-          <w:shd w:val="clear" w:color="auto" w:fill="B7B7B7"/>
-        </w:rPr>
-        <w:t>(GPT</w:t>
-      </w:r>
-      <w:r>
-        <w:rPr>
-          <w:rFonts w:ascii="Cambria Math" w:hAnsi="Cambria Math" w:cs="Cambria Math"/>
-          <w:b/>
-          <w:sz w:val="14"/>
-          <w:szCs w:val="14"/>
-          <w:shd w:val="clear" w:color="auto" w:fill="B7B7B7"/>
+          <w:rFonts w:ascii="Arial" w:eastAsia="Arial" w:hAnsi="Arial" w:cs="Arial"/>
+          <w:b/>
+          <w:color w:val="000000"/>
+          <w:sz w:val="18"/>
+          <w:highlight w:val="lightGray"/>
+        </w:rPr>
+        <w:t># Source: AI Source: Provided by: [Data Path</w:t>
+      </w:r>
+      <w:r>
+        <w:rPr>
+          <w:rFonts w:ascii="Arial" w:eastAsia="Arial" w:hAnsi="Arial" w:cs="Arial"/>
+          <w:color w:val="000000"/>
+          <w:sz w:val="18"/>
+          <w:highlight w:val="lightGray"/>
+        </w:rPr>
+        <w:t xml:space="preserve">: Persons Table -&gt; ID Column: 1, Name_En Column: Motasem Essam] -&gt; </w:t>
+      </w:r>
+      <w:r>
+        <w:rPr>
+          <w:rFonts w:ascii="Arial" w:eastAsia="Arial" w:hAnsi="Arial" w:cs="Arial"/>
+          <w:b/>
+          <w:color w:val="000000"/>
+          <w:sz w:val="18"/>
+          <w:highlight w:val="lightGray"/>
+        </w:rPr>
+        <w:t>From:</w:t>
+      </w:r>
+      <w:r>
+        <w:rPr>
+          <w:rFonts w:ascii="Arial" w:eastAsia="Arial" w:hAnsi="Arial" w:cs="Arial"/>
+          <w:color w:val="000000"/>
+          <w:sz w:val="18"/>
+          <w:highlight w:val="lightGray"/>
+        </w:rPr>
+        <w:t xml:space="preserve"> [Chatgpt (GPT</w:t>
+      </w:r>
+      <w:r>
+        <w:rPr>
+          <w:rFonts w:ascii="Arial" w:eastAsia="Arial" w:hAnsi="Arial" w:cs="Cambria Math"/>
+          <w:color w:val="000000"/>
+          <w:sz w:val="18"/>
+          <w:highlight w:val="lightGray"/>
         </w:rPr>
         <w:t>‑</w:t>
       </w:r>
       <w:r>
         <w:rPr>
-          <w:b/>
-          <w:sz w:val="14"/>
-          <w:szCs w:val="14"/>
-          <w:shd w:val="clear" w:color="auto" w:fill="B7B7B7"/>
-        </w:rPr>
-        <w:t>5 Mini) at [8/18/2025]</w:t>
+          <w:rFonts w:ascii="Arial" w:eastAsia="Arial" w:hAnsi="Arial" w:cs="Arial"/>
+          <w:color w:val="000000"/>
+          <w:sz w:val="18"/>
+          <w:highlight w:val="lightGray"/>
+        </w:rPr>
+        <w:t xml:space="preserve">5 Mini)] </w:t>
+      </w:r>
+      <w:r>
+        <w:rPr>
+          <w:rFonts w:ascii="Arial" w:eastAsia="Arial" w:hAnsi="Arial" w:cs="Arial"/>
+          <w:b/>
+          <w:color w:val="000000"/>
+          <w:sz w:val="18"/>
+          <w:highlight w:val="lightGray"/>
+        </w:rPr>
+        <w:t>on</w:t>
+      </w:r>
+      <w:r>
+        <w:rPr>
+          <w:rFonts w:ascii="Arial" w:eastAsia="Arial" w:hAnsi="Arial"/>
+          <w:sz w:val="18"/>
+          <w:highlight w:val="lightGray"/>
+        </w:rPr>
+        <w:t xml:space="preserve"> [8/18/2025]</w:t>
       </w:r>
     </w:p>
     <w:p>
@@ -133,7 +159,7 @@
     </w:p>
     <w:p>
       <w:r>
-        <w:pict w14:anchorId="10FFFAB7">
+        <w:pict w14:anchorId="31844DEC">
           <v:rect id="_x0000_i1025" style="width:0;height:1.5pt" o:hralign="center" o:hrstd="t" o:hr="t" fillcolor="#a0a0a0" stroked="f"/>
         </w:pict>
       </w:r>
@@ -154,51 +180,77 @@
       </w:pPr>
       <w:r>
         <w:rPr>
-          <w:b/>
-          <w:shd w:val="clear" w:color="auto" w:fill="B7B7B7"/>
-        </w:rPr>
-        <w:t># Source</w:t>
-      </w:r>
-      <w:r>
-        <w:rPr>
-          <w:shd w:val="clear" w:color="auto" w:fill="B7B7B7"/>
-        </w:rPr>
-        <w:t xml:space="preserve">: </w:t>
-      </w:r>
-      <w:r>
-        <w:rPr>
-          <w:b/>
-          <w:shd w:val="clear" w:color="auto" w:fill="B7B7B7"/>
-        </w:rPr>
-        <w:t xml:space="preserve">Chatgpt </w:t>
-      </w:r>
-      <w:r>
-        <w:rPr>
-          <w:b/>
-          <w:sz w:val="14"/>
-          <w:szCs w:val="14"/>
-          <w:shd w:val="clear" w:color="auto" w:fill="B7B7B7"/>
-        </w:rPr>
-        <w:t>(GPT</w:t>
-      </w:r>
-      <w:r>
-        <w:rPr>
-          <w:rFonts w:ascii="Cambria Math" w:hAnsi="Cambria Math" w:cs="Cambria Math"/>
-          <w:b/>
-          <w:sz w:val="14"/>
-          <w:szCs w:val="14"/>
-          <w:shd w:val="clear" w:color="auto" w:fill="B7B7B7"/>
+          <w:rFonts w:ascii="Arial" w:eastAsia="Arial" w:hAnsi="Arial" w:cs="Arial"/>
+          <w:b/>
+          <w:color w:val="000000"/>
+          <w:sz w:val="18"/>
+          <w:highlight w:val="lightGray"/>
+        </w:rPr>
+        <w:t># Source: AI Source: Provided by: [Data Path</w:t>
+      </w:r>
+      <w:r>
+        <w:rPr>
+          <w:rFonts w:ascii="Arial" w:eastAsia="Arial" w:hAnsi="Arial" w:cs="Arial"/>
+          <w:color w:val="000000"/>
+          <w:sz w:val="18"/>
+          <w:highlight w:val="lightGray"/>
+        </w:rPr>
+        <w:t xml:space="preserve">: Persons Table -&gt; ID Column: 1, Name_En Column: Motasem Essam] -&gt; </w:t>
+      </w:r>
+      <w:r>
+        <w:rPr>
+          <w:rFonts w:ascii="Arial" w:eastAsia="Arial" w:hAnsi="Arial" w:cs="Arial"/>
+          <w:b/>
+          <w:color w:val="000000"/>
+          <w:sz w:val="18"/>
+          <w:highlight w:val="lightGray"/>
+        </w:rPr>
+        <w:t>From:</w:t>
+      </w:r>
+      <w:r>
+        <w:rPr>
+          <w:rFonts w:ascii="Arial" w:eastAsia="Arial" w:hAnsi="Arial" w:cs="Arial"/>
+          <w:color w:val="000000"/>
+          <w:sz w:val="18"/>
+          <w:highlight w:val="lightGray"/>
+        </w:rPr>
+        <w:t xml:space="preserve"> [Chatgpt (GPT</w:t>
+      </w:r>
+      <w:r>
+        <w:rPr>
+          <w:rFonts w:ascii="Arial" w:eastAsia="Arial" w:hAnsi="Arial" w:cs="Cambria Math"/>
+          <w:color w:val="000000"/>
+          <w:sz w:val="18"/>
+          <w:highlight w:val="lightGray"/>
         </w:rPr>
         <w:t>‑</w:t>
       </w:r>
       <w:r>
         <w:rPr>
-          <w:b/>
-          <w:sz w:val="14"/>
-          <w:szCs w:val="14"/>
-          <w:shd w:val="clear" w:color="auto" w:fill="B7B7B7"/>
-        </w:rPr>
-        <w:t>5 Mini) at [8/18/2025]</w:t>
+          <w:rFonts w:ascii="Arial" w:eastAsia="Arial" w:hAnsi="Arial" w:cs="Arial"/>
+          <w:color w:val="000000"/>
+          <w:sz w:val="18"/>
+          <w:highlight w:val="lightGray"/>
+        </w:rPr>
+        <w:t xml:space="preserve">5 Mini)] </w:t>
+      </w:r>
+      <w:r>
+        <w:rPr>
+          <w:rFonts w:ascii="Arial" w:eastAsia="Arial" w:hAnsi="Arial" w:cs="Arial"/>
+          <w:b/>
+          <w:color w:val="000000"/>
+          <w:sz w:val="18"/>
+          <w:highlight w:val="lightGray"/>
+        </w:rPr>
+        <w:t>on</w:t>
+      </w:r>
+      <w:r>
+        <w:rPr>
+          <w:rFonts w:ascii="Arial" w:eastAsia="Arial" w:hAnsi="Arial"/>
+          <w:sz w:val="18"/>
+          <w:highlight w:val="lightGray"/>
+        </w:rPr>
+        <w:t xml:space="preserve"> [8/18/2025]</w:t>
       </w:r>
     </w:p>
     <w:p>
@@ -207,7 +259,7 @@
           <w:ilvl w:val="0"/>
           <w:numId w:val="8"/>
         </w:numPr>
-        <w:spacing w:before="240"/>
+        <w:spacing w:before="240" w:after="0" w:line="276" w:lineRule="auto"/>
       </w:pPr>
       <w:r>
         <w:rPr>
@@ -241,6 +293,7 @@
           <w:ilvl w:val="0"/>
           <w:numId w:val="8"/>
         </w:numPr>
+        <w:spacing w:after="0" w:line="276" w:lineRule="auto"/>
       </w:pPr>
       <w:r>
         <w:rPr>
@@ -274,6 +327,7 @@
           <w:ilvl w:val="0"/>
           <w:numId w:val="8"/>
         </w:numPr>
+        <w:spacing w:after="0" w:line="276" w:lineRule="auto"/>
       </w:pPr>
       <w:r>
         <w:rPr>
@@ -307,6 +361,7 @@
           <w:ilvl w:val="0"/>
           <w:numId w:val="8"/>
         </w:numPr>
+        <w:spacing w:after="0" w:line="276" w:lineRule="auto"/>
       </w:pPr>
       <w:r>
         <w:rPr>
@@ -340,6 +395,7 @@
           <w:ilvl w:val="0"/>
           <w:numId w:val="8"/>
         </w:numPr>
+        <w:spacing w:after="0" w:line="276" w:lineRule="auto"/>
       </w:pPr>
       <w:r>
         <w:rPr>
@@ -373,7 +429,7 @@
           <w:ilvl w:val="0"/>
           <w:numId w:val="8"/>
         </w:numPr>
-        <w:spacing w:after="240"/>
+        <w:spacing w:after="240" w:line="276" w:lineRule="auto"/>
       </w:pPr>
       <w:r>
         <w:rPr>
@@ -403,7 +459,7 @@
     </w:p>
     <w:p>
       <w:r>
-        <w:pict w14:anchorId="4741EA17">
+        <w:pict w14:anchorId="3BAE30A6">
           <v:rect id="_x0000_i1026" style="width:0;height:1.5pt" o:hralign="center" o:hrstd="t" o:hr="t" fillcolor="#a0a0a0" stroked="f"/>
         </w:pict>
       </w:r>
@@ -424,51 +480,77 @@
       </w:pPr>
       <w:r>
         <w:rPr>
-          <w:b/>
-          <w:shd w:val="clear" w:color="auto" w:fill="B7B7B7"/>
-        </w:rPr>
-        <w:t># Source</w:t>
-      </w:r>
-      <w:r>
-        <w:rPr>
-          <w:shd w:val="clear" w:color="auto" w:fill="B7B7B7"/>
-        </w:rPr>
-        <w:t xml:space="preserve">: </w:t>
-      </w:r>
-      <w:r>
-        <w:rPr>
-          <w:b/>
-          <w:shd w:val="clear" w:color="auto" w:fill="B7B7B7"/>
-        </w:rPr>
-        <w:t xml:space="preserve">Chatgpt </w:t>
-      </w:r>
-      <w:r>
-        <w:rPr>
-          <w:b/>
-          <w:sz w:val="14"/>
-          <w:szCs w:val="14"/>
-          <w:shd w:val="clear" w:color="auto" w:fill="B7B7B7"/>
-        </w:rPr>
-        <w:t>(GPT</w:t>
-      </w:r>
-      <w:r>
-        <w:rPr>
-          <w:rFonts w:ascii="Cambria Math" w:hAnsi="Cambria Math" w:cs="Cambria Math"/>
-          <w:b/>
-          <w:sz w:val="14"/>
-          <w:szCs w:val="14"/>
-          <w:shd w:val="clear" w:color="auto" w:fill="B7B7B7"/>
+          <w:rFonts w:ascii="Arial" w:eastAsia="Arial" w:hAnsi="Arial" w:cs="Arial"/>
+          <w:b/>
+          <w:color w:val="000000"/>
+          <w:sz w:val="18"/>
+          <w:highlight w:val="lightGray"/>
+        </w:rPr>
+        <w:t># Source: AI Source: Provided by: [Data Path</w:t>
+      </w:r>
+      <w:r>
+        <w:rPr>
+          <w:rFonts w:ascii="Arial" w:eastAsia="Arial" w:hAnsi="Arial" w:cs="Arial"/>
+          <w:color w:val="000000"/>
+          <w:sz w:val="18"/>
+          <w:highlight w:val="lightGray"/>
+        </w:rPr>
+        <w:t xml:space="preserve">: Persons Table -&gt; ID Column: 1, Name_En Column: Motasem Essam] -&gt; </w:t>
+      </w:r>
+      <w:r>
+        <w:rPr>
+          <w:rFonts w:ascii="Arial" w:eastAsia="Arial" w:hAnsi="Arial" w:cs="Arial"/>
+          <w:b/>
+          <w:color w:val="000000"/>
+          <w:sz w:val="18"/>
+          <w:highlight w:val="lightGray"/>
+        </w:rPr>
+        <w:t>From:</w:t>
+      </w:r>
+      <w:r>
+        <w:rPr>
+          <w:rFonts w:ascii="Arial" w:eastAsia="Arial" w:hAnsi="Arial" w:cs="Arial"/>
+          <w:color w:val="000000"/>
+          <w:sz w:val="18"/>
+          <w:highlight w:val="lightGray"/>
+        </w:rPr>
+        <w:t xml:space="preserve"> [Chatgpt (GPT</w:t>
+      </w:r>
+      <w:r>
+        <w:rPr>
+          <w:rFonts w:ascii="Arial" w:eastAsia="Arial" w:hAnsi="Arial" w:cs="Cambria Math"/>
+          <w:color w:val="000000"/>
+          <w:sz w:val="18"/>
+          <w:highlight w:val="lightGray"/>
         </w:rPr>
         <w:t>‑</w:t>
       </w:r>
       <w:r>
         <w:rPr>
-          <w:b/>
-          <w:sz w:val="14"/>
-          <w:szCs w:val="14"/>
-          <w:shd w:val="clear" w:color="auto" w:fill="B7B7B7"/>
-        </w:rPr>
-        <w:t>5 Mini) at [8/18/2025]</w:t>
+          <w:rFonts w:ascii="Arial" w:eastAsia="Arial" w:hAnsi="Arial" w:cs="Arial"/>
+          <w:color w:val="000000"/>
+          <w:sz w:val="18"/>
+          <w:highlight w:val="lightGray"/>
+        </w:rPr>
+        <w:t xml:space="preserve">5 Mini)] </w:t>
+      </w:r>
+      <w:r>
+        <w:rPr>
+          <w:rFonts w:ascii="Arial" w:eastAsia="Arial" w:hAnsi="Arial" w:cs="Arial"/>
+          <w:b/>
+          <w:color w:val="000000"/>
+          <w:sz w:val="18"/>
+          <w:highlight w:val="lightGray"/>
+        </w:rPr>
+        <w:t>on</w:t>
+      </w:r>
+      <w:r>
+        <w:rPr>
+          <w:rFonts w:ascii="Arial" w:eastAsia="Arial" w:hAnsi="Arial"/>
+          <w:sz w:val="18"/>
+          <w:highlight w:val="lightGray"/>
+        </w:rPr>
+        <w:t xml:space="preserve"> [8/18/2025]</w:t>
       </w:r>
     </w:p>
     <w:p>
@@ -491,17 +573,16 @@
           <w:ilvl w:val="0"/>
           <w:numId w:val="6"/>
         </w:numPr>
-        <w:spacing w:before="240"/>
-        <w:rPr>
-          <w:rFonts w:ascii="Roboto Mono" w:eastAsia="Roboto Mono" w:hAnsi="Roboto Mono" w:cs="Roboto Mono"/>
-        </w:rPr>
-      </w:pPr>
-      <w:r>
-        <w:rPr>
-          <w:rFonts w:ascii="Roboto Mono" w:eastAsia="Roboto Mono" w:hAnsi="Roboto Mono" w:cs="Roboto Mono"/>
-          <w:b/>
-        </w:rPr>
-        <w:lastRenderedPageBreak/>
+        <w:spacing w:before="240" w:after="0" w:line="276" w:lineRule="auto"/>
+        <w:rPr>
+          <w:rFonts w:ascii="Roboto Mono" w:eastAsia="Roboto Mono" w:hAnsi="Roboto Mono" w:cs="Roboto Mono"/>
+        </w:rPr>
+      </w:pPr>
+      <w:r>
+        <w:rPr>
+          <w:rFonts w:ascii="Roboto Mono" w:eastAsia="Roboto Mono" w:hAnsi="Roboto Mono" w:cs="Roboto Mono"/>
+          <w:b/>
+        </w:rPr>
         <w:t>Project &amp; Report Details</w:t>
       </w:r>
       <w:r>
@@ -518,6 +599,7 @@
           <w:ilvl w:val="1"/>
           <w:numId w:val="6"/>
         </w:numPr>
+        <w:spacing w:after="0" w:line="276" w:lineRule="auto"/>
         <w:rPr>
           <w:rFonts w:ascii="Roboto Mono" w:eastAsia="Roboto Mono" w:hAnsi="Roboto Mono" w:cs="Roboto Mono"/>
         </w:rPr>
@@ -541,6 +623,7 @@
           <w:ilvl w:val="0"/>
           <w:numId w:val="6"/>
         </w:numPr>
+        <w:spacing w:after="0" w:line="276" w:lineRule="auto"/>
         <w:rPr>
           <w:rFonts w:ascii="Roboto Mono" w:eastAsia="Roboto Mono" w:hAnsi="Roboto Mono" w:cs="Roboto Mono"/>
         </w:rPr>
@@ -566,6 +649,7 @@
           <w:ilvl w:val="1"/>
           <w:numId w:val="6"/>
         </w:numPr>
+        <w:spacing w:after="0" w:line="276" w:lineRule="auto"/>
         <w:rPr>
           <w:rFonts w:ascii="Roboto Mono" w:eastAsia="Roboto Mono" w:hAnsi="Roboto Mono" w:cs="Roboto Mono"/>
         </w:rPr>
@@ -589,6 +673,7 @@
           <w:ilvl w:val="1"/>
           <w:numId w:val="6"/>
         </w:numPr>
+        <w:spacing w:after="0" w:line="276" w:lineRule="auto"/>
         <w:rPr>
           <w:rFonts w:ascii="Roboto Mono" w:eastAsia="Roboto Mono" w:hAnsi="Roboto Mono" w:cs="Roboto Mono"/>
         </w:rPr>
@@ -612,6 +697,7 @@
           <w:ilvl w:val="1"/>
           <w:numId w:val="6"/>
         </w:numPr>
+        <w:spacing w:after="0" w:line="276" w:lineRule="auto"/>
         <w:rPr>
           <w:rFonts w:ascii="Roboto Mono" w:eastAsia="Roboto Mono" w:hAnsi="Roboto Mono" w:cs="Roboto Mono"/>
         </w:rPr>
@@ -635,6 +721,7 @@
           <w:ilvl w:val="0"/>
           <w:numId w:val="6"/>
         </w:numPr>
+        <w:spacing w:after="0" w:line="276" w:lineRule="auto"/>
         <w:rPr>
           <w:rFonts w:ascii="Roboto Mono" w:eastAsia="Roboto Mono" w:hAnsi="Roboto Mono" w:cs="Roboto Mono"/>
         </w:rPr>
@@ -660,6 +747,7 @@
           <w:ilvl w:val="1"/>
           <w:numId w:val="6"/>
         </w:numPr>
+        <w:spacing w:after="0" w:line="276" w:lineRule="auto"/>
         <w:rPr>
           <w:rFonts w:ascii="Roboto Mono" w:eastAsia="Roboto Mono" w:hAnsi="Roboto Mono" w:cs="Roboto Mono"/>
         </w:rPr>
@@ -683,6 +771,7 @@
           <w:ilvl w:val="1"/>
           <w:numId w:val="6"/>
         </w:numPr>
+        <w:spacing w:after="0" w:line="276" w:lineRule="auto"/>
         <w:rPr>
           <w:rFonts w:ascii="Roboto Mono" w:eastAsia="Roboto Mono" w:hAnsi="Roboto Mono" w:cs="Roboto Mono"/>
         </w:rPr>
@@ -706,6 +795,7 @@
           <w:ilvl w:val="0"/>
           <w:numId w:val="6"/>
         </w:numPr>
+        <w:spacing w:after="0" w:line="276" w:lineRule="auto"/>
         <w:rPr>
           <w:rFonts w:ascii="Roboto Mono" w:eastAsia="Roboto Mono" w:hAnsi="Roboto Mono" w:cs="Roboto Mono"/>
         </w:rPr>
@@ -731,6 +821,7 @@
           <w:ilvl w:val="1"/>
           <w:numId w:val="6"/>
         </w:numPr>
+        <w:spacing w:after="0" w:line="276" w:lineRule="auto"/>
         <w:rPr>
           <w:rFonts w:ascii="Roboto Mono" w:eastAsia="Roboto Mono" w:hAnsi="Roboto Mono" w:cs="Roboto Mono"/>
         </w:rPr>
@@ -754,6 +845,7 @@
           <w:ilvl w:val="1"/>
           <w:numId w:val="6"/>
         </w:numPr>
+        <w:spacing w:after="0" w:line="276" w:lineRule="auto"/>
         <w:rPr>
           <w:rFonts w:ascii="Roboto Mono" w:eastAsia="Roboto Mono" w:hAnsi="Roboto Mono" w:cs="Roboto Mono"/>
         </w:rPr>
@@ -777,6 +869,7 @@
           <w:ilvl w:val="1"/>
           <w:numId w:val="6"/>
         </w:numPr>
+        <w:spacing w:after="0" w:line="276" w:lineRule="auto"/>
         <w:rPr>
           <w:rFonts w:ascii="Roboto Mono" w:eastAsia="Roboto Mono" w:hAnsi="Roboto Mono" w:cs="Roboto Mono"/>
         </w:rPr>
@@ -800,6 +893,7 @@
           <w:ilvl w:val="0"/>
           <w:numId w:val="6"/>
         </w:numPr>
+        <w:spacing w:after="0" w:line="276" w:lineRule="auto"/>
         <w:rPr>
           <w:rFonts w:ascii="Roboto Mono" w:eastAsia="Roboto Mono" w:hAnsi="Roboto Mono" w:cs="Roboto Mono"/>
         </w:rPr>
@@ -825,6 +919,7 @@
           <w:ilvl w:val="1"/>
           <w:numId w:val="6"/>
         </w:numPr>
+        <w:spacing w:after="0" w:line="276" w:lineRule="auto"/>
         <w:rPr>
           <w:rFonts w:ascii="Roboto Mono" w:eastAsia="Roboto Mono" w:hAnsi="Roboto Mono" w:cs="Roboto Mono"/>
         </w:rPr>
@@ -848,6 +943,7 @@
           <w:ilvl w:val="1"/>
           <w:numId w:val="6"/>
         </w:numPr>
+        <w:spacing w:after="0" w:line="276" w:lineRule="auto"/>
         <w:rPr>
           <w:rFonts w:ascii="Roboto Mono" w:eastAsia="Roboto Mono" w:hAnsi="Roboto Mono" w:cs="Roboto Mono"/>
         </w:rPr>
@@ -871,6 +967,7 @@
           <w:ilvl w:val="0"/>
           <w:numId w:val="6"/>
         </w:numPr>
+        <w:spacing w:after="0" w:line="276" w:lineRule="auto"/>
         <w:rPr>
           <w:rFonts w:ascii="Roboto Mono" w:eastAsia="Roboto Mono" w:hAnsi="Roboto Mono" w:cs="Roboto Mono"/>
         </w:rPr>
@@ -896,6 +993,7 @@
           <w:ilvl w:val="1"/>
           <w:numId w:val="6"/>
         </w:numPr>
+        <w:spacing w:after="0" w:line="276" w:lineRule="auto"/>
         <w:rPr>
           <w:rFonts w:ascii="Roboto Mono" w:eastAsia="Roboto Mono" w:hAnsi="Roboto Mono" w:cs="Roboto Mono"/>
         </w:rPr>
@@ -919,15 +1017,15 @@
           <w:ilvl w:val="1"/>
           <w:numId w:val="6"/>
         </w:numPr>
-        <w:rPr>
-          <w:rFonts w:ascii="Roboto Mono" w:eastAsia="Roboto Mono" w:hAnsi="Roboto Mono" w:cs="Roboto Mono"/>
-        </w:rPr>
-      </w:pPr>
-      <w:r>
-        <w:rPr>
-          <w:rFonts w:ascii="Roboto Mono" w:eastAsia="Roboto Mono" w:hAnsi="Roboto Mono" w:cs="Roboto Mono"/>
-        </w:rPr>
-        <w:lastRenderedPageBreak/>
+        <w:spacing w:after="0" w:line="276" w:lineRule="auto"/>
+        <w:rPr>
+          <w:rFonts w:ascii="Roboto Mono" w:eastAsia="Roboto Mono" w:hAnsi="Roboto Mono" w:cs="Roboto Mono"/>
+        </w:rPr>
+      </w:pPr>
+      <w:r>
+        <w:rPr>
+          <w:rFonts w:ascii="Roboto Mono" w:eastAsia="Roboto Mono" w:hAnsi="Roboto Mono" w:cs="Roboto Mono"/>
+        </w:rPr>
         <w:t>Justifications for skipped tests, deferred defects, etc.</w:t>
       </w:r>
       <w:r>
@@ -943,6 +1041,7 @@
           <w:ilvl w:val="0"/>
           <w:numId w:val="6"/>
         </w:numPr>
+        <w:spacing w:after="0" w:line="276" w:lineRule="auto"/>
         <w:rPr>
           <w:rFonts w:ascii="Roboto Mono" w:eastAsia="Roboto Mono" w:hAnsi="Roboto Mono" w:cs="Roboto Mono"/>
         </w:rPr>
@@ -968,6 +1067,7 @@
           <w:ilvl w:val="1"/>
           <w:numId w:val="6"/>
         </w:numPr>
+        <w:spacing w:after="0" w:line="276" w:lineRule="auto"/>
         <w:rPr>
           <w:rFonts w:ascii="Roboto Mono" w:eastAsia="Roboto Mono" w:hAnsi="Roboto Mono" w:cs="Roboto Mono"/>
         </w:rPr>
@@ -991,6 +1091,7 @@
           <w:ilvl w:val="1"/>
           <w:numId w:val="6"/>
         </w:numPr>
+        <w:spacing w:after="0" w:line="276" w:lineRule="auto"/>
         <w:rPr>
           <w:rFonts w:ascii="Roboto Mono" w:eastAsia="Roboto Mono" w:hAnsi="Roboto Mono" w:cs="Roboto Mono"/>
         </w:rPr>
@@ -1014,6 +1115,7 @@
           <w:ilvl w:val="0"/>
           <w:numId w:val="6"/>
         </w:numPr>
+        <w:spacing w:after="0" w:line="276" w:lineRule="auto"/>
         <w:rPr>
           <w:rFonts w:ascii="Roboto Mono" w:eastAsia="Roboto Mono" w:hAnsi="Roboto Mono" w:cs="Roboto Mono"/>
         </w:rPr>
@@ -1039,7 +1141,7 @@
           <w:ilvl w:val="1"/>
           <w:numId w:val="6"/>
         </w:numPr>
-        <w:spacing w:after="240"/>
+        <w:spacing w:after="240" w:line="276" w:lineRule="auto"/>
         <w:rPr>
           <w:rFonts w:ascii="Roboto Mono" w:eastAsia="Roboto Mono" w:hAnsi="Roboto Mono" w:cs="Roboto Mono"/>
         </w:rPr>
@@ -1059,7 +1161,7 @@
     </w:p>
     <w:p>
       <w:r>
-        <w:pict w14:anchorId="46BE5A42">
+        <w:pict w14:anchorId="248D28F2">
           <v:rect id="_x0000_i1027" style="width:0;height:1.5pt" o:hralign="center" o:hrstd="t" o:hr="t" fillcolor="#a0a0a0" stroked="f"/>
         </w:pict>
       </w:r>
@@ -1080,51 +1182,77 @@
       </w:pPr>
       <w:r>
         <w:rPr>
-          <w:b/>
-          <w:shd w:val="clear" w:color="auto" w:fill="B7B7B7"/>
-        </w:rPr>
-        <w:t># Source</w:t>
-      </w:r>
-      <w:r>
-        <w:rPr>
-          <w:shd w:val="clear" w:color="auto" w:fill="B7B7B7"/>
-        </w:rPr>
-        <w:t xml:space="preserve">: </w:t>
-      </w:r>
-      <w:r>
-        <w:rPr>
-          <w:b/>
-          <w:shd w:val="clear" w:color="auto" w:fill="B7B7B7"/>
-        </w:rPr>
-        <w:t xml:space="preserve">Chatgpt </w:t>
-      </w:r>
-      <w:r>
-        <w:rPr>
-          <w:b/>
-          <w:sz w:val="14"/>
-          <w:szCs w:val="14"/>
-          <w:shd w:val="clear" w:color="auto" w:fill="B7B7B7"/>
-        </w:rPr>
-        <w:t>(GPT</w:t>
-      </w:r>
-      <w:r>
-        <w:rPr>
-          <w:rFonts w:ascii="Cambria Math" w:hAnsi="Cambria Math" w:cs="Cambria Math"/>
-          <w:b/>
-          <w:sz w:val="14"/>
-          <w:szCs w:val="14"/>
-          <w:shd w:val="clear" w:color="auto" w:fill="B7B7B7"/>
+          <w:rFonts w:ascii="Arial" w:eastAsia="Arial" w:hAnsi="Arial" w:cs="Arial"/>
+          <w:b/>
+          <w:color w:val="000000"/>
+          <w:sz w:val="18"/>
+          <w:highlight w:val="lightGray"/>
+        </w:rPr>
+        <w:t># Source: AI Source: Provided by: [Data Path</w:t>
+      </w:r>
+      <w:r>
+        <w:rPr>
+          <w:rFonts w:ascii="Arial" w:eastAsia="Arial" w:hAnsi="Arial" w:cs="Arial"/>
+          <w:color w:val="000000"/>
+          <w:sz w:val="18"/>
+          <w:highlight w:val="lightGray"/>
+        </w:rPr>
+        <w:t xml:space="preserve">: Persons Table -&gt; ID Column: 1, Name_En Column: Motasem Essam] -&gt; </w:t>
+      </w:r>
+      <w:r>
+        <w:rPr>
+          <w:rFonts w:ascii="Arial" w:eastAsia="Arial" w:hAnsi="Arial" w:cs="Arial"/>
+          <w:b/>
+          <w:color w:val="000000"/>
+          <w:sz w:val="18"/>
+          <w:highlight w:val="lightGray"/>
+        </w:rPr>
+        <w:t>From:</w:t>
+      </w:r>
+      <w:r>
+        <w:rPr>
+          <w:rFonts w:ascii="Arial" w:eastAsia="Arial" w:hAnsi="Arial" w:cs="Arial"/>
+          <w:color w:val="000000"/>
+          <w:sz w:val="18"/>
+          <w:highlight w:val="lightGray"/>
+        </w:rPr>
+        <w:t xml:space="preserve"> [Chatgpt (GPT</w:t>
+      </w:r>
+      <w:r>
+        <w:rPr>
+          <w:rFonts w:ascii="Arial" w:eastAsia="Arial" w:hAnsi="Arial" w:cs="Cambria Math"/>
+          <w:color w:val="000000"/>
+          <w:sz w:val="18"/>
+          <w:highlight w:val="lightGray"/>
         </w:rPr>
         <w:t>‑</w:t>
       </w:r>
       <w:r>
         <w:rPr>
-          <w:b/>
-          <w:sz w:val="14"/>
-          <w:szCs w:val="14"/>
-          <w:shd w:val="clear" w:color="auto" w:fill="B7B7B7"/>
-        </w:rPr>
-        <w:t>5 Mini) at [8/18/2025]</w:t>
+          <w:rFonts w:ascii="Arial" w:eastAsia="Arial" w:hAnsi="Arial" w:cs="Arial"/>
+          <w:color w:val="000000"/>
+          <w:sz w:val="18"/>
+          <w:highlight w:val="lightGray"/>
+        </w:rPr>
+        <w:t xml:space="preserve">5 Mini)] </w:t>
+      </w:r>
+      <w:r>
+        <w:rPr>
+          <w:rFonts w:ascii="Arial" w:eastAsia="Arial" w:hAnsi="Arial" w:cs="Arial"/>
+          <w:b/>
+          <w:color w:val="000000"/>
+          <w:sz w:val="18"/>
+          <w:highlight w:val="lightGray"/>
+        </w:rPr>
+        <w:t>on</w:t>
+      </w:r>
+      <w:r>
+        <w:rPr>
+          <w:rFonts w:ascii="Arial" w:eastAsia="Arial" w:hAnsi="Arial"/>
+          <w:sz w:val="18"/>
+          <w:highlight w:val="lightGray"/>
+        </w:rPr>
+        <w:t xml:space="preserve"> [8/18/2025]</w:t>
       </w:r>
     </w:p>
     <w:p>
@@ -1210,7 +1338,7 @@
           <w:ilvl w:val="0"/>
           <w:numId w:val="5"/>
         </w:numPr>
-        <w:spacing w:before="240"/>
+        <w:spacing w:before="240" w:after="0" w:line="276" w:lineRule="auto"/>
         <w:rPr>
           <w:rFonts w:ascii="Roboto Mono" w:eastAsia="Roboto Mono" w:hAnsi="Roboto Mono" w:cs="Roboto Mono"/>
         </w:rPr>
@@ -1234,7 +1362,7 @@
           <w:ilvl w:val="0"/>
           <w:numId w:val="5"/>
         </w:numPr>
-        <w:spacing w:after="240"/>
+        <w:spacing w:after="240" w:line="276" w:lineRule="auto"/>
         <w:rPr>
           <w:rFonts w:ascii="Roboto Mono" w:eastAsia="Roboto Mono" w:hAnsi="Roboto Mono" w:cs="Roboto Mono"/>
         </w:rPr>
@@ -1274,7 +1402,7 @@
           <w:ilvl w:val="0"/>
           <w:numId w:val="1"/>
         </w:numPr>
-        <w:spacing w:before="240"/>
+        <w:spacing w:before="240" w:after="0" w:line="276" w:lineRule="auto"/>
         <w:rPr>
           <w:rFonts w:ascii="Roboto Mono" w:eastAsia="Roboto Mono" w:hAnsi="Roboto Mono" w:cs="Roboto Mono"/>
         </w:rPr>
@@ -1298,6 +1426,7 @@
           <w:ilvl w:val="0"/>
           <w:numId w:val="1"/>
         </w:numPr>
+        <w:spacing w:after="0" w:line="276" w:lineRule="auto"/>
         <w:rPr>
           <w:rFonts w:ascii="Roboto Mono" w:eastAsia="Roboto Mono" w:hAnsi="Roboto Mono" w:cs="Roboto Mono"/>
         </w:rPr>
@@ -1321,6 +1450,7 @@
           <w:ilvl w:val="0"/>
           <w:numId w:val="1"/>
         </w:numPr>
+        <w:spacing w:after="0" w:line="276" w:lineRule="auto"/>
         <w:rPr>
           <w:rFonts w:ascii="Roboto Mono" w:eastAsia="Roboto Mono" w:hAnsi="Roboto Mono" w:cs="Roboto Mono"/>
         </w:rPr>
@@ -1344,15 +1474,15 @@
           <w:ilvl w:val="0"/>
           <w:numId w:val="1"/>
         </w:numPr>
-        <w:rPr>
-          <w:rFonts w:ascii="Roboto Mono" w:eastAsia="Roboto Mono" w:hAnsi="Roboto Mono" w:cs="Roboto Mono"/>
-        </w:rPr>
-      </w:pPr>
-      <w:r>
-        <w:rPr>
-          <w:rFonts w:ascii="Roboto Mono" w:eastAsia="Roboto Mono" w:hAnsi="Roboto Mono" w:cs="Roboto Mono"/>
-        </w:rPr>
-        <w:lastRenderedPageBreak/>
+        <w:spacing w:after="0" w:line="276" w:lineRule="auto"/>
+        <w:rPr>
+          <w:rFonts w:ascii="Roboto Mono" w:eastAsia="Roboto Mono" w:hAnsi="Roboto Mono" w:cs="Roboto Mono"/>
+        </w:rPr>
+      </w:pPr>
+      <w:r>
+        <w:rPr>
+          <w:rFonts w:ascii="Roboto Mono" w:eastAsia="Roboto Mono" w:hAnsi="Roboto Mono" w:cs="Roboto Mono"/>
+        </w:rPr>
         <w:t>Failed: 60 (7.5%)</w:t>
       </w:r>
       <w:r>
@@ -1368,7 +1498,7 @@
           <w:ilvl w:val="0"/>
           <w:numId w:val="1"/>
         </w:numPr>
-        <w:spacing w:after="240"/>
+        <w:spacing w:after="240" w:line="276" w:lineRule="auto"/>
         <w:rPr>
           <w:rFonts w:ascii="Roboto Mono" w:eastAsia="Roboto Mono" w:hAnsi="Roboto Mono" w:cs="Roboto Mono"/>
         </w:rPr>
@@ -1408,7 +1538,7 @@
           <w:ilvl w:val="0"/>
           <w:numId w:val="4"/>
         </w:numPr>
-        <w:spacing w:before="240"/>
+        <w:spacing w:before="240" w:after="0" w:line="276" w:lineRule="auto"/>
         <w:rPr>
           <w:rFonts w:ascii="Roboto Mono" w:eastAsia="Roboto Mono" w:hAnsi="Roboto Mono" w:cs="Roboto Mono"/>
         </w:rPr>
@@ -1432,6 +1562,7 @@
           <w:ilvl w:val="0"/>
           <w:numId w:val="4"/>
         </w:numPr>
+        <w:spacing w:after="0" w:line="276" w:lineRule="auto"/>
         <w:rPr>
           <w:rFonts w:ascii="Roboto Mono" w:eastAsia="Roboto Mono" w:hAnsi="Roboto Mono" w:cs="Roboto Mono"/>
         </w:rPr>
@@ -1455,6 +1586,7 @@
           <w:ilvl w:val="0"/>
           <w:numId w:val="4"/>
         </w:numPr>
+        <w:spacing w:after="0" w:line="276" w:lineRule="auto"/>
         <w:rPr>
           <w:rFonts w:ascii="Roboto Mono" w:eastAsia="Roboto Mono" w:hAnsi="Roboto Mono" w:cs="Roboto Mono"/>
         </w:rPr>
@@ -1478,7 +1610,7 @@
           <w:ilvl w:val="0"/>
           <w:numId w:val="4"/>
         </w:numPr>
-        <w:spacing w:after="240"/>
+        <w:spacing w:after="240" w:line="276" w:lineRule="auto"/>
         <w:rPr>
           <w:rFonts w:ascii="Roboto Mono" w:eastAsia="Roboto Mono" w:hAnsi="Roboto Mono" w:cs="Roboto Mono"/>
         </w:rPr>
@@ -1518,7 +1650,7 @@
           <w:ilvl w:val="0"/>
           <w:numId w:val="2"/>
         </w:numPr>
-        <w:spacing w:before="240"/>
+        <w:spacing w:before="240" w:after="0" w:line="276" w:lineRule="auto"/>
       </w:pPr>
       <w:r>
         <w:rPr>
@@ -1552,7 +1684,7 @@
           <w:ilvl w:val="0"/>
           <w:numId w:val="2"/>
         </w:numPr>
-        <w:spacing w:after="240"/>
+        <w:spacing w:after="240" w:line="276" w:lineRule="auto"/>
         <w:rPr>
           <w:rFonts w:ascii="Roboto Mono" w:eastAsia="Roboto Mono" w:hAnsi="Roboto Mono" w:cs="Roboto Mono"/>
         </w:rPr>
@@ -1592,7 +1724,7 @@
           <w:ilvl w:val="0"/>
           <w:numId w:val="10"/>
         </w:numPr>
-        <w:spacing w:before="240" w:after="240"/>
+        <w:spacing w:before="240" w:after="240" w:line="276" w:lineRule="auto"/>
         <w:rPr>
           <w:rFonts w:ascii="Roboto Mono" w:eastAsia="Roboto Mono" w:hAnsi="Roboto Mono" w:cs="Roboto Mono"/>
         </w:rPr>
@@ -1632,7 +1764,7 @@
           <w:ilvl w:val="0"/>
           <w:numId w:val="9"/>
         </w:numPr>
-        <w:spacing w:before="240"/>
+        <w:spacing w:before="240" w:after="0" w:line="276" w:lineRule="auto"/>
         <w:rPr>
           <w:rFonts w:ascii="Roboto Mono" w:eastAsia="Roboto Mono" w:hAnsi="Roboto Mono" w:cs="Roboto Mono"/>
         </w:rPr>
@@ -1656,7 +1788,7 @@
           <w:ilvl w:val="0"/>
           <w:numId w:val="9"/>
         </w:numPr>
-        <w:spacing w:after="240"/>
+        <w:spacing w:after="240" w:line="276" w:lineRule="auto"/>
         <w:rPr>
           <w:rFonts w:ascii="Roboto Mono" w:eastAsia="Roboto Mono" w:hAnsi="Roboto Mono" w:cs="Roboto Mono"/>
         </w:rPr>
@@ -1696,7 +1828,7 @@
           <w:ilvl w:val="0"/>
           <w:numId w:val="7"/>
         </w:numPr>
-        <w:spacing w:before="240"/>
+        <w:spacing w:before="240" w:after="0" w:line="276" w:lineRule="auto"/>
         <w:rPr>
           <w:rFonts w:ascii="Roboto Mono" w:eastAsia="Roboto Mono" w:hAnsi="Roboto Mono" w:cs="Roboto Mono"/>
         </w:rPr>
@@ -1720,6 +1852,7 @@
           <w:ilvl w:val="0"/>
           <w:numId w:val="7"/>
         </w:numPr>
+        <w:spacing w:after="0" w:line="276" w:lineRule="auto"/>
         <w:rPr>
           <w:rFonts w:ascii="Roboto Mono" w:eastAsia="Roboto Mono" w:hAnsi="Roboto Mono" w:cs="Roboto Mono"/>
         </w:rPr>
@@ -1743,7 +1876,7 @@
           <w:ilvl w:val="0"/>
           <w:numId w:val="7"/>
         </w:numPr>
-        <w:spacing w:after="240"/>
+        <w:spacing w:after="240" w:line="276" w:lineRule="auto"/>
         <w:rPr>
           <w:rFonts w:ascii="Roboto Mono" w:eastAsia="Roboto Mono" w:hAnsi="Roboto Mono" w:cs="Roboto Mono"/>
         </w:rPr>
@@ -1752,7 +1885,6 @@
         <w:rPr>
           <w:rFonts w:ascii="Arial Unicode MS" w:eastAsia="Arial Unicode MS" w:hAnsi="Arial Unicode MS" w:cs="Arial Unicode MS"/>
         </w:rPr>
-        <w:lastRenderedPageBreak/>
         <w:t>Client Representative: ✅</w:t>
       </w:r>
       <w:r>
@@ -1764,7 +1896,7 @@
     </w:p>
     <w:p>
       <w:r>
-        <w:pict w14:anchorId="0F997105">
+        <w:pict w14:anchorId="5668A12E">
           <v:rect id="_x0000_i1028" style="width:0;height:1.5pt" o:hralign="center" o:hrstd="t" o:hr="t" fillcolor="#a0a0a0" stroked="f"/>
         </w:pict>
       </w:r>
@@ -1797,51 +1929,77 @@
       </w:pPr>
       <w:r>
         <w:rPr>
-          <w:b/>
-          <w:shd w:val="clear" w:color="auto" w:fill="B7B7B7"/>
-        </w:rPr>
-        <w:t># Source</w:t>
-      </w:r>
-      <w:r>
-        <w:rPr>
-          <w:shd w:val="clear" w:color="auto" w:fill="B7B7B7"/>
-        </w:rPr>
-        <w:t xml:space="preserve">: </w:t>
-      </w:r>
-      <w:r>
-        <w:rPr>
-          <w:b/>
-          <w:shd w:val="clear" w:color="auto" w:fill="B7B7B7"/>
-        </w:rPr>
-        <w:t xml:space="preserve">Chatgpt </w:t>
-      </w:r>
-      <w:r>
-        <w:rPr>
-          <w:b/>
-          <w:sz w:val="14"/>
-          <w:szCs w:val="14"/>
-          <w:shd w:val="clear" w:color="auto" w:fill="B7B7B7"/>
-        </w:rPr>
-        <w:t>(GPT</w:t>
-      </w:r>
-      <w:r>
-        <w:rPr>
-          <w:rFonts w:ascii="Cambria Math" w:hAnsi="Cambria Math" w:cs="Cambria Math"/>
-          <w:b/>
-          <w:sz w:val="14"/>
-          <w:szCs w:val="14"/>
-          <w:shd w:val="clear" w:color="auto" w:fill="B7B7B7"/>
+          <w:rFonts w:ascii="Arial" w:eastAsia="Arial" w:hAnsi="Arial" w:cs="Arial"/>
+          <w:b/>
+          <w:color w:val="000000"/>
+          <w:sz w:val="18"/>
+          <w:highlight w:val="lightGray"/>
+        </w:rPr>
+        <w:t># Source: AI Source: Provided by: [Data Path</w:t>
+      </w:r>
+      <w:r>
+        <w:rPr>
+          <w:rFonts w:ascii="Arial" w:eastAsia="Arial" w:hAnsi="Arial" w:cs="Arial"/>
+          <w:color w:val="000000"/>
+          <w:sz w:val="18"/>
+          <w:highlight w:val="lightGray"/>
+        </w:rPr>
+        <w:t xml:space="preserve">: Persons Table -&gt; ID Column: 1, Name_En Column: Motasem Essam] -&gt; </w:t>
+      </w:r>
+      <w:r>
+        <w:rPr>
+          <w:rFonts w:ascii="Arial" w:eastAsia="Arial" w:hAnsi="Arial" w:cs="Arial"/>
+          <w:b/>
+          <w:color w:val="000000"/>
+          <w:sz w:val="18"/>
+          <w:highlight w:val="lightGray"/>
+        </w:rPr>
+        <w:t>From:</w:t>
+      </w:r>
+      <w:r>
+        <w:rPr>
+          <w:rFonts w:ascii="Arial" w:eastAsia="Arial" w:hAnsi="Arial" w:cs="Arial"/>
+          <w:color w:val="000000"/>
+          <w:sz w:val="18"/>
+          <w:highlight w:val="lightGray"/>
+        </w:rPr>
+        <w:t xml:space="preserve"> [Chatgpt (GPT</w:t>
+      </w:r>
+      <w:r>
+        <w:rPr>
+          <w:rFonts w:ascii="Arial" w:eastAsia="Arial" w:hAnsi="Arial" w:cs="Cambria Math"/>
+          <w:color w:val="000000"/>
+          <w:sz w:val="18"/>
+          <w:highlight w:val="lightGray"/>
         </w:rPr>
         <w:t>‑</w:t>
       </w:r>
       <w:r>
         <w:rPr>
-          <w:b/>
-          <w:sz w:val="14"/>
-          <w:szCs w:val="14"/>
-          <w:shd w:val="clear" w:color="auto" w:fill="B7B7B7"/>
-        </w:rPr>
-        <w:t>5 Mini) at [8/18/2025]</w:t>
+          <w:rFonts w:ascii="Arial" w:eastAsia="Arial" w:hAnsi="Arial" w:cs="Arial"/>
+          <w:color w:val="000000"/>
+          <w:sz w:val="18"/>
+          <w:highlight w:val="lightGray"/>
+        </w:rPr>
+        <w:t xml:space="preserve">5 Mini)] </w:t>
+      </w:r>
+      <w:r>
+        <w:rPr>
+          <w:rFonts w:ascii="Arial" w:eastAsia="Arial" w:hAnsi="Arial" w:cs="Arial"/>
+          <w:b/>
+          <w:color w:val="000000"/>
+          <w:sz w:val="18"/>
+          <w:highlight w:val="lightGray"/>
+        </w:rPr>
+        <w:t>on</w:t>
+      </w:r>
+      <w:r>
+        <w:rPr>
+          <w:rFonts w:ascii="Arial" w:eastAsia="Arial" w:hAnsi="Arial"/>
+          <w:sz w:val="18"/>
+          <w:highlight w:val="lightGray"/>
+        </w:rPr>
+        <w:t xml:space="preserve"> [8/18/2025]</w:t>
       </w:r>
     </w:p>
     <w:p>
@@ -1850,7 +2008,7 @@
           <w:ilvl w:val="0"/>
           <w:numId w:val="3"/>
         </w:numPr>
-        <w:spacing w:before="240"/>
+        <w:spacing w:before="240" w:after="0" w:line="276" w:lineRule="auto"/>
       </w:pPr>
       <w:r>
         <w:rPr>
@@ -1878,6 +2036,7 @@
           <w:ilvl w:val="0"/>
           <w:numId w:val="3"/>
         </w:numPr>
+        <w:spacing w:after="0" w:line="276" w:lineRule="auto"/>
       </w:pPr>
       <w:r>
         <w:rPr>
@@ -1905,6 +2064,7 @@
           <w:ilvl w:val="0"/>
           <w:numId w:val="3"/>
         </w:numPr>
+        <w:spacing w:after="0" w:line="276" w:lineRule="auto"/>
       </w:pPr>
       <w:r>
         <w:rPr>
@@ -1932,7 +2092,7 @@
           <w:ilvl w:val="0"/>
           <w:numId w:val="3"/>
         </w:numPr>
-        <w:spacing w:after="240"/>
+        <w:spacing w:after="240" w:line="276" w:lineRule="auto"/>
       </w:pPr>
       <w:r>
         <w:rPr>
@@ -1956,7 +2116,7 @@
     </w:p>
     <w:p>
       <w:r>
-        <w:pict w14:anchorId="0C917488">
+        <w:pict w14:anchorId="06FC56AE">
           <v:rect id="_x0000_i1029" style="width:0;height:1.5pt" o:hralign="center" o:hrstd="t" o:hr="t" fillcolor="#a0a0a0" stroked="f"/>
         </w:pict>
       </w:r>
@@ -2023,18 +2183,19 @@
     </w:p>
     <w:p>
       <w:r>
-        <w:pict w14:anchorId="43304339">
+        <w:pict w14:anchorId="1995F315">
           <v:rect id="_x0000_i1030" style="width:0;height:1.5pt" o:hralign="center" o:hrstd="t" o:hr="t" fillcolor="#a0a0a0" stroked="f"/>
         </w:pict>
       </w:r>
     </w:p>
+    <w:p/>
     <w:p/>
     <w:p/>
     <w:sectPr>
       <w:pgSz w:w="12240" w:h="15840"/>
       <w:pgMar w:top="1440" w:right="1440" w:bottom="1440" w:left="1440" w:header="720" w:footer="720" w:gutter="0"/>
-      <w:pgNumType w:start="1"/>
       <w:cols w:space="720"/>
+      <w:docGrid w:linePitch="360"/>
     </w:sectPr>
   </w:body>
 </w:document>
@@ -3605,18 +3766,6 @@
   <w:style w:type="paragraph" w:default="1" w:styleId="Normal">
     <w:name w:val="Normal"/>
     <w:qFormat/>
-    <w:rsid w:val="006B1120"/>
-    <w:pPr>
-      <w:spacing w:after="0" w:line="276" w:lineRule="auto"/>
-    </w:pPr>
-    <w:rPr>
-      <w:rFonts w:ascii="Arial" w:eastAsia="Arial" w:hAnsi="Arial" w:cs="Arial"/>
-      <w:kern w:val="0"/>
-      <w:sz w:val="22"/>
-      <w:szCs w:val="22"/>
-      <w:lang w:val="en"/>
-      <w14:ligatures w14:val="none"/>
-    </w:rPr>
   </w:style>
   <w:style w:type="paragraph" w:styleId="Heading1">
     <w:name w:val="heading 1"/>
@@ -3625,7 +3774,7 @@
     <w:link w:val="Heading1Char"/>
     <w:uiPriority w:val="9"/>
     <w:qFormat/>
-    <w:rsid w:val="003458A6"/>
+    <w:rsid w:val="0088464C"/>
     <w:pPr>
       <w:keepNext/>
       <w:keepLines/>
@@ -3647,7 +3796,7 @@
     <w:uiPriority w:val="9"/>
     <w:unhideWhenUsed/>
     <w:qFormat/>
-    <w:rsid w:val="003458A6"/>
+    <w:rsid w:val="0088464C"/>
     <w:pPr>
       <w:keepNext/>
       <w:keepLines/>
@@ -3670,7 +3819,7 @@
     <w:semiHidden/>
     <w:unhideWhenUsed/>
     <w:qFormat/>
-    <w:rsid w:val="003458A6"/>
+    <w:rsid w:val="0088464C"/>
     <w:pPr>
       <w:keepNext/>
       <w:keepLines/>
@@ -3693,7 +3842,7 @@
     <w:semiHidden/>
     <w:unhideWhenUsed/>
     <w:qFormat/>
-    <w:rsid w:val="003458A6"/>
+    <w:rsid w:val="0088464C"/>
     <w:pPr>
       <w:keepNext/>
       <w:keepLines/>
@@ -3716,7 +3865,7 @@
     <w:semiHidden/>
     <w:unhideWhenUsed/>
     <w:qFormat/>
-    <w:rsid w:val="003458A6"/>
+    <w:rsid w:val="0088464C"/>
     <w:pPr>
       <w:keepNext/>
       <w:keepLines/>
@@ -3737,11 +3886,11 @@
     <w:semiHidden/>
     <w:unhideWhenUsed/>
     <w:qFormat/>
-    <w:rsid w:val="003458A6"/>
+    <w:rsid w:val="0088464C"/>
     <w:pPr>
       <w:keepNext/>
       <w:keepLines/>
-      <w:spacing w:before="40"/>
+      <w:spacing w:before="40" w:after="0"/>
       <w:outlineLvl w:val="5"/>
     </w:pPr>
     <w:rPr>
@@ -3760,11 +3909,11 @@
     <w:semiHidden/>
     <w:unhideWhenUsed/>
     <w:qFormat/>
-    <w:rsid w:val="003458A6"/>
+    <w:rsid w:val="0088464C"/>
     <w:pPr>
       <w:keepNext/>
       <w:keepLines/>
-      <w:spacing w:before="40"/>
+      <w:spacing w:before="40" w:after="0"/>
       <w:outlineLvl w:val="6"/>
     </w:pPr>
     <w:rPr>
@@ -3781,10 +3930,11 @@
     <w:semiHidden/>
     <w:unhideWhenUsed/>
     <w:qFormat/>
-    <w:rsid w:val="003458A6"/>
+    <w:rsid w:val="0088464C"/>
     <w:pPr>
       <w:keepNext/>
       <w:keepLines/>
+      <w:spacing w:after="0"/>
       <w:outlineLvl w:val="7"/>
     </w:pPr>
     <w:rPr>
@@ -3803,10 +3953,11 @@
     <w:semiHidden/>
     <w:unhideWhenUsed/>
     <w:qFormat/>
-    <w:rsid w:val="003458A6"/>
+    <w:rsid w:val="0088464C"/>
     <w:pPr>
       <w:keepNext/>
       <w:keepLines/>
+      <w:spacing w:after="0"/>
       <w:outlineLvl w:val="8"/>
     </w:pPr>
     <w:rPr>
@@ -3846,7 +3997,7 @@
     <w:basedOn w:val="DefaultParagraphFont"/>
     <w:link w:val="Heading1"/>
     <w:uiPriority w:val="9"/>
-    <w:rsid w:val="003458A6"/>
+    <w:rsid w:val="0088464C"/>
     <w:rPr>
       <w:rFonts w:asciiTheme="majorHAnsi" w:eastAsiaTheme="majorEastAsia" w:hAnsiTheme="majorHAnsi" w:cstheme="majorBidi"/>
       <w:color w:val="2F5496" w:themeColor="accent1" w:themeShade="BF"/>
@@ -3859,7 +4010,7 @@
     <w:basedOn w:val="DefaultParagraphFont"/>
     <w:link w:val="Heading2"/>
     <w:uiPriority w:val="9"/>
-    <w:rsid w:val="003458A6"/>
+    <w:rsid w:val="0088464C"/>
     <w:rPr>
       <w:rFonts w:asciiTheme="majorHAnsi" w:eastAsiaTheme="majorEastAsia" w:hAnsiTheme="majorHAnsi" w:cstheme="majorBidi"/>
       <w:color w:val="2F5496" w:themeColor="accent1" w:themeShade="BF"/>
@@ -3873,7 +4024,7 @@
     <w:link w:val="Heading3"/>
     <w:uiPriority w:val="9"/>
     <w:semiHidden/>
-    <w:rsid w:val="003458A6"/>
+    <w:rsid w:val="0088464C"/>
     <w:rPr>
       <w:rFonts w:eastAsiaTheme="majorEastAsia" w:cstheme="majorBidi"/>
       <w:color w:val="2F5496" w:themeColor="accent1" w:themeShade="BF"/>
@@ -3887,7 +4038,7 @@
     <w:link w:val="Heading4"/>
     <w:uiPriority w:val="9"/>
     <w:semiHidden/>
-    <w:rsid w:val="003458A6"/>
+    <w:rsid w:val="0088464C"/>
     <w:rPr>
       <w:rFonts w:eastAsiaTheme="majorEastAsia" w:cstheme="majorBidi"/>
       <w:i/>
@@ -3901,7 +4052,7 @@
     <w:link w:val="Heading5"/>
     <w:uiPriority w:val="9"/>
     <w:semiHidden/>
-    <w:rsid w:val="003458A6"/>
+    <w:rsid w:val="0088464C"/>
     <w:rPr>
       <w:rFonts w:eastAsiaTheme="majorEastAsia" w:cstheme="majorBidi"/>
       <w:color w:val="2F5496" w:themeColor="accent1" w:themeShade="BF"/>
@@ -3913,7 +4064,7 @@
     <w:link w:val="Heading6"/>
     <w:uiPriority w:val="9"/>
     <w:semiHidden/>
-    <w:rsid w:val="003458A6"/>
+    <w:rsid w:val="0088464C"/>
     <w:rPr>
       <w:rFonts w:eastAsiaTheme="majorEastAsia" w:cstheme="majorBidi"/>
       <w:i/>
@@ -3927,7 +4078,7 @@
     <w:link w:val="Heading7"/>
     <w:uiPriority w:val="9"/>
     <w:semiHidden/>
-    <w:rsid w:val="003458A6"/>
+    <w:rsid w:val="0088464C"/>
     <w:rPr>
       <w:rFonts w:eastAsiaTheme="majorEastAsia" w:cstheme="majorBidi"/>
       <w:color w:val="595959" w:themeColor="text1" w:themeTint="A6"/>
@@ -3939,7 +4090,7 @@
     <w:link w:val="Heading8"/>
     <w:uiPriority w:val="9"/>
     <w:semiHidden/>
-    <w:rsid w:val="003458A6"/>
+    <w:rsid w:val="0088464C"/>
     <w:rPr>
       <w:rFonts w:eastAsiaTheme="majorEastAsia" w:cstheme="majorBidi"/>
       <w:i/>
@@ -3953,7 +4104,7 @@
     <w:link w:val="Heading9"/>
     <w:uiPriority w:val="9"/>
     <w:semiHidden/>
-    <w:rsid w:val="003458A6"/>
+    <w:rsid w:val="0088464C"/>
     <w:rPr>
       <w:rFonts w:eastAsiaTheme="majorEastAsia" w:cstheme="majorBidi"/>
       <w:color w:val="272727" w:themeColor="text1" w:themeTint="D8"/>
@@ -3966,7 +4117,7 @@
     <w:link w:val="TitleChar"/>
     <w:uiPriority w:val="10"/>
     <w:qFormat/>
-    <w:rsid w:val="003458A6"/>
+    <w:rsid w:val="0088464C"/>
     <w:pPr>
       <w:spacing w:after="80" w:line="240" w:lineRule="auto"/>
       <w:contextualSpacing/>
@@ -3984,7 +4135,7 @@
     <w:basedOn w:val="DefaultParagraphFont"/>
     <w:link w:val="Title"/>
     <w:uiPriority w:val="10"/>
-    <w:rsid w:val="003458A6"/>
+    <w:rsid w:val="0088464C"/>
     <w:rPr>
       <w:rFonts w:asciiTheme="majorHAnsi" w:eastAsiaTheme="majorEastAsia" w:hAnsiTheme="majorHAnsi" w:cstheme="majorBidi"/>
       <w:spacing w:val="-10"/>
@@ -4000,7 +4151,7 @@
     <w:link w:val="SubtitleChar"/>
     <w:uiPriority w:val="11"/>
     <w:qFormat/>
-    <w:rsid w:val="003458A6"/>
+    <w:rsid w:val="0088464C"/>
     <w:pPr>
       <w:numPr>
         <w:ilvl w:val="1"/>
@@ -4019,7 +4170,7 @@
     <w:basedOn w:val="DefaultParagraphFont"/>
     <w:link w:val="Subtitle"/>
     <w:uiPriority w:val="11"/>
-    <w:rsid w:val="003458A6"/>
+    <w:rsid w:val="0088464C"/>
     <w:rPr>
       <w:rFonts w:eastAsiaTheme="majorEastAsia" w:cstheme="majorBidi"/>
       <w:color w:val="595959" w:themeColor="text1" w:themeTint="A6"/>
@@ -4035,7 +4186,7 @@
     <w:link w:val="QuoteChar"/>
     <w:uiPriority w:val="29"/>
     <w:qFormat/>
-    <w:rsid w:val="003458A6"/>
+    <w:rsid w:val="0088464C"/>
     <w:pPr>
       <w:spacing w:before="160"/>
       <w:jc w:val="center"/>
@@ -4051,7 +4202,7 @@
     <w:basedOn w:val="DefaultParagraphFont"/>
     <w:link w:val="Quote"/>
     <w:uiPriority w:val="29"/>
-    <w:rsid w:val="003458A6"/>
+    <w:rsid w:val="0088464C"/>
     <w:rPr>
       <w:i/>
       <w:iCs/>
@@ -4063,7 +4214,7 @@
     <w:basedOn w:val="Normal"/>
     <w:uiPriority w:val="34"/>
     <w:qFormat/>
-    <w:rsid w:val="003458A6"/>
+    <w:rsid w:val="0088464C"/>
     <w:pPr>
       <w:ind w:left="720"/>
       <w:contextualSpacing/>
@@ -4074,7 +4225,7 @@
     <w:basedOn w:val="DefaultParagraphFont"/>
     <w:uiPriority w:val="21"/>
     <w:qFormat/>
-    <w:rsid w:val="003458A6"/>
+    <w:rsid w:val="0088464C"/>
     <w:rPr>
       <w:i/>
       <w:iCs/>
@@ -4088,7 +4239,7 @@
     <w:link w:val="IntenseQuoteChar"/>
     <w:uiPriority w:val="30"/>
     <w:qFormat/>
-    <w:rsid w:val="003458A6"/>
+    <w:rsid w:val="0088464C"/>
     <w:pPr>
       <w:pBdr>
         <w:top w:val="single" w:sz="4" w:space="10" w:color="2F5496" w:themeColor="accent1" w:themeShade="BF"/>
@@ -4109,7 +4260,7 @@
     <w:basedOn w:val="DefaultParagraphFont"/>
     <w:link w:val="IntenseQuote"/>
     <w:uiPriority w:val="30"/>
-    <w:rsid w:val="003458A6"/>
+    <w:rsid w:val="0088464C"/>
     <w:rPr>
       <w:i/>
       <w:iCs/>
@@ -4121,7 +4272,7 @@
     <w:basedOn w:val="DefaultParagraphFont"/>
     <w:uiPriority w:val="32"/>
     <w:qFormat/>
-    <w:rsid w:val="003458A6"/>
+    <w:rsid w:val="0088464C"/>
     <w:rPr>
       <w:b/>
       <w:bCs/>
